--- a/Project Report.docx
+++ b/Project Report.docx
@@ -240,42 +240,48 @@
         </w:rPr>
         <w:tab/>
       </w:r>
-    </w:p>
-    <w:p>
-      <w:pPr>
-        <w:rPr>
-          <w:rFonts w:ascii="Times New Roman" w:hAnsi="Times New Roman" w:cs="Times New Roman"/>
-          <w:sz w:val="24"/>
-          <w:szCs w:val="24"/>
-        </w:rPr>
-      </w:pPr>
-    </w:p>
-    <w:p>
-      <w:pPr>
-        <w:rPr>
-          <w:rFonts w:ascii="Times New Roman" w:hAnsi="Times New Roman" w:cs="Times New Roman"/>
-          <w:sz w:val="24"/>
-          <w:szCs w:val="24"/>
-        </w:rPr>
-      </w:pPr>
-      <w:r>
-        <w:rPr>
-          <w:rFonts w:ascii="Times New Roman" w:hAnsi="Times New Roman" w:cs="Times New Roman"/>
-          <w:sz w:val="24"/>
-          <w:szCs w:val="24"/>
-        </w:rPr>
-        <w:t xml:space="preserve">Deepak </w:t>
-      </w:r>
-      <w:proofErr w:type="spellStart"/>
-      <w:r>
-        <w:rPr>
-          <w:rFonts w:ascii="Times New Roman" w:hAnsi="Times New Roman" w:cs="Times New Roman"/>
-          <w:sz w:val="24"/>
-          <w:szCs w:val="24"/>
-        </w:rPr>
-        <w:t>Viswakarma</w:t>
-      </w:r>
-      <w:proofErr w:type="spellEnd"/>
+      <w:r>
+        <w:rPr>
+          <w:rFonts w:ascii="Times New Roman" w:hAnsi="Times New Roman" w:cs="Times New Roman"/>
+          <w:sz w:val="24"/>
+          <w:szCs w:val="24"/>
+        </w:rPr>
+        <w:t xml:space="preserve">                         </w:t>
+      </w:r>
+      <w:r>
+        <w:rPr>
+          <w:rFonts w:ascii="Times New Roman" w:hAnsi="Times New Roman" w:cs="Times New Roman"/>
+          <w:sz w:val="24"/>
+          <w:szCs w:val="24"/>
+        </w:rPr>
+        <w:t>Takshshila, Jabalpur (M.P.)</w:t>
+      </w:r>
+    </w:p>
+    <w:p>
+      <w:pPr>
+        <w:rPr>
+          <w:rFonts w:ascii="Times New Roman" w:hAnsi="Times New Roman" w:cs="Times New Roman"/>
+          <w:sz w:val="24"/>
+          <w:szCs w:val="24"/>
+        </w:rPr>
+      </w:pPr>
+    </w:p>
+    <w:p>
+      <w:pPr>
+        <w:rPr>
+          <w:rFonts w:ascii="Times New Roman" w:hAnsi="Times New Roman" w:cs="Times New Roman"/>
+          <w:sz w:val="24"/>
+          <w:szCs w:val="24"/>
+        </w:rPr>
+      </w:pPr>
+      <w:r>
+        <w:rPr>
+          <w:rFonts w:ascii="Times New Roman" w:hAnsi="Times New Roman" w:cs="Times New Roman"/>
+          <w:sz w:val="24"/>
+          <w:szCs w:val="24"/>
+        </w:rPr>
+        <w:t>Deepak Viswakarma</w:t>
+      </w:r>
       <w:r>
         <w:rPr>
           <w:rFonts w:ascii="Times New Roman" w:hAnsi="Times New Roman" w:cs="Times New Roman"/>
@@ -565,15 +571,7 @@
           <w:sz w:val="24"/>
           <w:szCs w:val="24"/>
         </w:rPr>
-        <w:t xml:space="preserve">                                                          </w:t>
-      </w:r>
-      <w:r>
-        <w:rPr>
-          <w:rFonts w:ascii="Times New Roman" w:hAnsi="Times New Roman" w:cs="Times New Roman"/>
-          <w:sz w:val="24"/>
-          <w:szCs w:val="24"/>
-        </w:rPr>
-        <w:t>Takshshila, Jabalpur (M.P.)</w:t>
+        <w:t xml:space="preserve">                                                          Takshshila, Jabalpur (M.P.)</w:t>
       </w:r>
     </w:p>
     <w:p>
@@ -1510,44 +1508,25 @@
           <w:szCs w:val="24"/>
         </w:rPr>
       </w:pPr>
-    </w:p>
-    <w:p>
-      <w:pPr>
-        <w:rPr>
-          <w:rFonts w:ascii="Times New Roman" w:hAnsi="Times New Roman" w:cs="Times New Roman"/>
-          <w:b/>
-          <w:sz w:val="28"/>
-          <w:szCs w:val="24"/>
-        </w:rPr>
-      </w:pPr>
-      <w:r>
-        <w:rPr>
-          <w:rFonts w:ascii="Times New Roman" w:hAnsi="Times New Roman" w:cs="Times New Roman"/>
-          <w:b/>
-          <w:sz w:val="28"/>
-          <w:szCs w:val="24"/>
-        </w:rPr>
-        <w:lastRenderedPageBreak/>
-        <w:t>CHAPTER – 6: BIBLIOGRAPHY</w:t>
-      </w:r>
-      <w:r>
-        <w:rPr>
-          <w:rFonts w:ascii="Times New Roman" w:hAnsi="Times New Roman" w:cs="Times New Roman"/>
-          <w:b/>
-          <w:sz w:val="28"/>
-          <w:szCs w:val="24"/>
-        </w:rPr>
-        <w:t xml:space="preserve"> ..............................................</w:t>
-      </w:r>
-      <w:r>
-        <w:rPr>
-          <w:rFonts w:ascii="Times New Roman" w:hAnsi="Times New Roman" w:cs="Times New Roman"/>
-          <w:b/>
-          <w:sz w:val="28"/>
-          <w:szCs w:val="24"/>
-        </w:rPr>
-        <w:t>.... 24</w:t>
-      </w:r>
+      <w:r>
+        <w:rPr>
+          <w:rFonts w:ascii="Times New Roman" w:hAnsi="Times New Roman" w:cs="Times New Roman"/>
+          <w:b/>
+          <w:sz w:val="28"/>
+          <w:szCs w:val="24"/>
+        </w:rPr>
+        <w:t>CHAPTER – 6: BIBLIOGRAPHY .................................................. 24</w:t>
+      </w:r>
+    </w:p>
+    <w:p>
+      <w:pPr>
+        <w:rPr>
+          <w:rFonts w:ascii="Times New Roman" w:hAnsi="Times New Roman" w:cs="Times New Roman"/>
+          <w:b/>
+          <w:sz w:val="28"/>
+          <w:szCs w:val="24"/>
+        </w:rPr>
+      </w:pPr>
     </w:p>
     <w:p>
       <w:pPr>
@@ -1799,18 +1778,8 @@
           <w:sz w:val="28"/>
           <w:szCs w:val="28"/>
         </w:rPr>
-        <w:t xml:space="preserve"> etc </w:t>
-      </w:r>
-      <w:proofErr w:type="spellStart"/>
-      <w:r>
-        <w:rPr>
-          <w:rFonts w:ascii="Times New Roman" w:hAnsi="Times New Roman" w:cs="Times New Roman"/>
-          <w:sz w:val="28"/>
-          <w:szCs w:val="28"/>
-        </w:rPr>
-        <w:t>etc</w:t>
-      </w:r>
-      <w:proofErr w:type="spellEnd"/>
+        <w:t xml:space="preserve"> etc etc</w:t>
+      </w:r>
     </w:p>
     <w:p>
       <w:pPr>
@@ -2164,19 +2133,19 @@
           <w:sz w:val="28"/>
           <w:szCs w:val="28"/>
         </w:rPr>
-        <w:t xml:space="preserve">Books and Students maintenance modules are also included in this system which would keep track record of the students using the library and also a detailed description about the books a library contains. With this computerized system there will be no loss of book records or member which generally happens when a </w:t>
-      </w:r>
-      <w:proofErr w:type="spellStart"/>
-      <w:r>
+        <w:t>Books and Students maintenance modules are also included in this system which would keep track record of the students using the library and also a detailed description about the books a library contains. With this computerized system there will be no loss of book records or member which generally happens when a non computerized system is used.</w:t>
+      </w:r>
+    </w:p>
+    <w:p>
+      <w:pPr>
+        <w:jc w:val="both"/>
         <w:rPr>
           <w:rFonts w:ascii="Times New Roman" w:eastAsia="Times New Roman" w:hAnsi="Times New Roman" w:cs="Times New Roman"/>
           <w:color w:val="000000" w:themeColor="text1"/>
           <w:sz w:val="28"/>
           <w:szCs w:val="28"/>
         </w:rPr>
-        <w:t>non computerized</w:t>
-      </w:r>
-      <w:proofErr w:type="spellEnd"/>
+      </w:pPr>
       <w:r>
         <w:rPr>
           <w:rFonts w:ascii="Times New Roman" w:eastAsia="Times New Roman" w:hAnsi="Times New Roman" w:cs="Times New Roman"/>
@@ -2184,37 +2153,39 @@
           <w:sz w:val="28"/>
           <w:szCs w:val="28"/>
         </w:rPr>
-        <w:t xml:space="preserve"> system is used.</w:t>
-      </w:r>
-    </w:p>
-    <w:p>
-      <w:pPr>
-        <w:jc w:val="both"/>
+        <w:t xml:space="preserve">All of these </w:t>
+      </w:r>
+      <w:r>
         <w:rPr>
           <w:rFonts w:ascii="Times New Roman" w:eastAsia="Times New Roman" w:hAnsi="Times New Roman" w:cs="Times New Roman"/>
           <w:color w:val="000000" w:themeColor="text1"/>
           <w:sz w:val="28"/>
           <w:szCs w:val="28"/>
         </w:rPr>
-      </w:pPr>
-      <w:r>
+        <w:t>modules are able to help librarian to manage the library with more convenience and in a more efficient way as compared to library system which are not computerized.</w:t>
+      </w:r>
+    </w:p>
+    <w:p>
+      <w:pPr>
+        <w:jc w:val="both"/>
         <w:rPr>
           <w:rFonts w:ascii="Times New Roman" w:eastAsia="Times New Roman" w:hAnsi="Times New Roman" w:cs="Times New Roman"/>
           <w:color w:val="000000" w:themeColor="text1"/>
           <w:sz w:val="28"/>
           <w:szCs w:val="28"/>
         </w:rPr>
-        <w:t xml:space="preserve">All of these </w:t>
-      </w:r>
-      <w:r>
+      </w:pPr>
+    </w:p>
+    <w:p>
+      <w:pPr>
+        <w:jc w:val="both"/>
         <w:rPr>
           <w:rFonts w:ascii="Times New Roman" w:eastAsia="Times New Roman" w:hAnsi="Times New Roman" w:cs="Times New Roman"/>
           <w:color w:val="000000" w:themeColor="text1"/>
           <w:sz w:val="28"/>
           <w:szCs w:val="28"/>
         </w:rPr>
-        <w:t>modules are able to help librarian to manage the library with more convenience and in a more efficient way as compared to library system which are not computerized.</w:t>
-      </w:r>
+      </w:pPr>
     </w:p>
     <w:p>
       <w:pPr>
@@ -2229,7 +2200,6 @@
     </w:p>
     <w:p>
       <w:pPr>
-        <w:jc w:val="both"/>
         <w:rPr>
           <w:rFonts w:ascii="Times New Roman" w:eastAsia="Times New Roman" w:hAnsi="Times New Roman" w:cs="Times New Roman"/>
           <w:color w:val="000000" w:themeColor="text1"/>
@@ -2240,27 +2210,6 @@
     </w:p>
     <w:p>
       <w:pPr>
-        <w:jc w:val="both"/>
-        <w:rPr>
-          <w:rFonts w:ascii="Times New Roman" w:eastAsia="Times New Roman" w:hAnsi="Times New Roman" w:cs="Times New Roman"/>
-          <w:color w:val="000000" w:themeColor="text1"/>
-          <w:sz w:val="28"/>
-          <w:szCs w:val="28"/>
-        </w:rPr>
-      </w:pPr>
-    </w:p>
-    <w:p>
-      <w:pPr>
-        <w:rPr>
-          <w:rFonts w:ascii="Times New Roman" w:eastAsia="Times New Roman" w:hAnsi="Times New Roman" w:cs="Times New Roman"/>
-          <w:color w:val="000000" w:themeColor="text1"/>
-          <w:sz w:val="28"/>
-          <w:szCs w:val="28"/>
-        </w:rPr>
-      </w:pPr>
-    </w:p>
-    <w:p>
-      <w:pPr>
         <w:rPr>
           <w:rFonts w:ascii="Times New Roman" w:hAnsi="Times New Roman" w:cs="Times New Roman"/>
           <w:b/>
@@ -2465,25 +2414,7 @@
           <w:szCs w:val="28"/>
         </w:rPr>
         <w:lastRenderedPageBreak/>
-        <w:t xml:space="preserve">Hernon and Rossiter (2006) studied the emotional intelligence concepts that are relevant to university library directors. Their research involved two different activities for gathering information. They </w:t>
-      </w:r>
-      <w:proofErr w:type="spellStart"/>
-      <w:r>
-        <w:rPr>
-          <w:rFonts w:ascii="Times New Roman" w:hAnsi="Times New Roman" w:cs="Times New Roman"/>
-          <w:sz w:val="28"/>
-          <w:szCs w:val="28"/>
-        </w:rPr>
-        <w:t>analyzed</w:t>
-      </w:r>
-      <w:proofErr w:type="spellEnd"/>
-      <w:r>
-        <w:rPr>
-          <w:rFonts w:ascii="Times New Roman" w:hAnsi="Times New Roman" w:cs="Times New Roman"/>
-          <w:sz w:val="28"/>
-          <w:szCs w:val="28"/>
-        </w:rPr>
-        <w:t xml:space="preserve"> all of the job advertisements for library directors in College &amp; Research Libraries News from 2000 to 2004 and looked for any mention of leadership skills. Then they interviewed university library directors to compare their career experiences with the information taken from the advertisements.</w:t>
+        <w:t>Hernon and Rossiter (2006) studied the emotional intelligence concepts that are relevant to university library directors. Their research involved two different activities for gathering information. They analyzed all of the job advertisements for library directors in College &amp; Research Libraries News from 2000 to 2004 and looked for any mention of leadership skills. Then they interviewed university library directors to compare their career experiences with the information taken from the advertisements.</w:t>
       </w:r>
     </w:p>
     <w:p>
@@ -4174,29 +4105,7 @@
           <w:szCs w:val="24"/>
           <w:lang w:val="en-US"/>
         </w:rPr>
-        <w:t xml:space="preserve"> </w:t>
-      </w:r>
-      <w:proofErr w:type="spellStart"/>
-      <w:r>
-        <w:rPr>
-          <w:rFonts w:ascii="Consolas" w:hAnsi="Consolas" w:cs="Consolas"/>
-          <w:color w:val="000000"/>
-          <w:sz w:val="24"/>
-          <w:szCs w:val="24"/>
-          <w:lang w:val="en-US"/>
-        </w:rPr>
-        <w:t>libraryManagementSystem</w:t>
-      </w:r>
-      <w:proofErr w:type="spellEnd"/>
-      <w:r>
-        <w:rPr>
-          <w:rFonts w:ascii="Consolas" w:hAnsi="Consolas" w:cs="Consolas"/>
-          <w:color w:val="000000"/>
-          <w:sz w:val="24"/>
-          <w:szCs w:val="24"/>
-          <w:lang w:val="en-US"/>
-        </w:rPr>
-        <w:t>;</w:t>
+        <w:t xml:space="preserve"> libraryManagementSystem;</w:t>
       </w:r>
     </w:p>
     <w:p>
@@ -4248,7 +4157,6 @@
         </w:rPr>
         <w:t xml:space="preserve"> </w:t>
       </w:r>
-      <w:proofErr w:type="spellStart"/>
       <w:proofErr w:type="gramStart"/>
       <w:r>
         <w:rPr>
@@ -4258,18 +4166,7 @@
           <w:szCs w:val="24"/>
           <w:lang w:val="en-US"/>
         </w:rPr>
-        <w:t>java.sql</w:t>
-      </w:r>
-      <w:proofErr w:type="spellEnd"/>
-      <w:r>
-        <w:rPr>
-          <w:rFonts w:ascii="Consolas" w:hAnsi="Consolas" w:cs="Consolas"/>
-          <w:color w:val="000000"/>
-          <w:sz w:val="24"/>
-          <w:szCs w:val="24"/>
-          <w:lang w:val="en-US"/>
-        </w:rPr>
-        <w:t>.*</w:t>
+        <w:t>java.sql.*</w:t>
       </w:r>
       <w:proofErr w:type="gramEnd"/>
       <w:r>
@@ -4625,16 +4522,6 @@
           <w:lang w:val="en-US"/>
         </w:rPr>
         <w:tab/>
-      </w:r>
-      <w:proofErr w:type="spellStart"/>
-      <w:r>
-        <w:rPr>
-          <w:rFonts w:ascii="Consolas" w:hAnsi="Consolas" w:cs="Consolas"/>
-          <w:color w:val="000000"/>
-          <w:sz w:val="24"/>
-          <w:szCs w:val="24"/>
-          <w:lang w:val="en-US"/>
-        </w:rPr>
         <w:t>Class.</w:t>
       </w:r>
       <w:r>
@@ -4649,7 +4536,6 @@
         </w:rPr>
         <w:t>forName</w:t>
       </w:r>
-      <w:proofErr w:type="spellEnd"/>
       <w:r>
         <w:rPr>
           <w:rFonts w:ascii="Consolas" w:hAnsi="Consolas" w:cs="Consolas"/>
@@ -4670,7 +4556,6 @@
         </w:rPr>
         <w:t>"</w:t>
       </w:r>
-      <w:proofErr w:type="spellStart"/>
       <w:proofErr w:type="gramStart"/>
       <w:r>
         <w:rPr>
@@ -4713,18 +4598,7 @@
           <w:szCs w:val="24"/>
           <w:lang w:val="en-US"/>
         </w:rPr>
-        <w:t>.Driver</w:t>
-      </w:r>
-      <w:proofErr w:type="spellEnd"/>
-      <w:r>
-        <w:rPr>
-          <w:rFonts w:ascii="Consolas" w:hAnsi="Consolas" w:cs="Consolas"/>
-          <w:color w:val="2A00FF"/>
-          <w:sz w:val="24"/>
-          <w:szCs w:val="24"/>
-          <w:lang w:val="en-US"/>
-        </w:rPr>
-        <w:t>"</w:t>
+        <w:t>.Driver"</w:t>
       </w:r>
       <w:r>
         <w:rPr>
@@ -4998,7 +4872,6 @@
         </w:rPr>
         <w:t xml:space="preserve"> = </w:t>
       </w:r>
-      <w:proofErr w:type="spellStart"/>
       <w:proofErr w:type="gramStart"/>
       <w:r>
         <w:rPr>
@@ -5020,7 +4893,6 @@
         </w:rPr>
         <w:t>.createStatement</w:t>
       </w:r>
-      <w:proofErr w:type="spellEnd"/>
       <w:proofErr w:type="gramEnd"/>
       <w:r>
         <w:rPr>
@@ -5208,16 +5080,6 @@
           <w:lang w:val="en-US"/>
         </w:rPr>
         <w:tab/>
-      </w:r>
-      <w:proofErr w:type="spellStart"/>
-      <w:r>
-        <w:rPr>
-          <w:rFonts w:ascii="Consolas" w:hAnsi="Consolas" w:cs="Consolas"/>
-          <w:color w:val="000000"/>
-          <w:sz w:val="24"/>
-          <w:szCs w:val="24"/>
-          <w:lang w:val="en-US"/>
-        </w:rPr>
         <w:t>System.</w:t>
       </w:r>
       <w:r>
@@ -5242,18 +5104,7 @@
           <w:szCs w:val="24"/>
           <w:lang w:val="en-US"/>
         </w:rPr>
-        <w:t>.println</w:t>
-      </w:r>
-      <w:proofErr w:type="spellEnd"/>
-      <w:r>
-        <w:rPr>
-          <w:rFonts w:ascii="Consolas" w:hAnsi="Consolas" w:cs="Consolas"/>
-          <w:color w:val="000000"/>
-          <w:sz w:val="24"/>
-          <w:szCs w:val="24"/>
-          <w:lang w:val="en-US"/>
-        </w:rPr>
-        <w:t>(</w:t>
+        <w:t>.println(</w:t>
       </w:r>
       <w:r>
         <w:rPr>
@@ -5744,25 +5595,7 @@
           <w:sz w:val="32"/>
           <w:szCs w:val="32"/>
         </w:rPr>
-        <w:t xml:space="preserve">25), </w:t>
-      </w:r>
-      <w:proofErr w:type="spellStart"/>
-      <w:r>
-        <w:rPr>
-          <w:rFonts w:ascii="Times New Roman" w:hAnsi="Times New Roman" w:cs="Times New Roman"/>
-          <w:sz w:val="32"/>
-          <w:szCs w:val="32"/>
-        </w:rPr>
-        <w:t>sec_q</w:t>
-      </w:r>
-      <w:proofErr w:type="spellEnd"/>
-      <w:r>
-        <w:rPr>
-          <w:rFonts w:ascii="Times New Roman" w:hAnsi="Times New Roman" w:cs="Times New Roman"/>
-          <w:sz w:val="32"/>
-          <w:szCs w:val="32"/>
-        </w:rPr>
-        <w:t xml:space="preserve"> </w:t>
+        <w:t xml:space="preserve">25), sec_q </w:t>
       </w:r>
       <w:proofErr w:type="gramStart"/>
       <w:r>
@@ -5780,25 +5613,7 @@
           <w:sz w:val="32"/>
           <w:szCs w:val="32"/>
         </w:rPr>
-        <w:t xml:space="preserve">25), </w:t>
-      </w:r>
-      <w:proofErr w:type="spellStart"/>
-      <w:r>
-        <w:rPr>
-          <w:rFonts w:ascii="Times New Roman" w:hAnsi="Times New Roman" w:cs="Times New Roman"/>
-          <w:sz w:val="32"/>
-          <w:szCs w:val="32"/>
-        </w:rPr>
-        <w:t>sec_ans</w:t>
-      </w:r>
-      <w:proofErr w:type="spellEnd"/>
-      <w:r>
-        <w:rPr>
-          <w:rFonts w:ascii="Times New Roman" w:hAnsi="Times New Roman" w:cs="Times New Roman"/>
-          <w:sz w:val="32"/>
-          <w:szCs w:val="32"/>
-        </w:rPr>
-        <w:t xml:space="preserve"> </w:t>
+        <w:t xml:space="preserve">25), sec_ans </w:t>
       </w:r>
       <w:proofErr w:type="gramStart"/>
       <w:r>
@@ -6040,7 +5855,6 @@
         </w:rPr>
         <w:t>(</w:t>
       </w:r>
-      <w:proofErr w:type="spellStart"/>
       <w:proofErr w:type="gramEnd"/>
       <w:r>
         <w:rPr>
@@ -6050,7 +5864,6 @@
         </w:rPr>
         <w:t>book_id</w:t>
       </w:r>
-      <w:proofErr w:type="spellEnd"/>
       <w:r>
         <w:rPr>
           <w:rFonts w:ascii="Times New Roman" w:hAnsi="Times New Roman" w:cs="Times New Roman"/>
@@ -6111,23 +5924,13 @@
         </w:rPr>
         <w:t xml:space="preserve">), </w:t>
       </w:r>
-      <w:proofErr w:type="spellStart"/>
-      <w:r>
-        <w:rPr>
-          <w:rFonts w:ascii="Times New Roman" w:hAnsi="Times New Roman" w:cs="Times New Roman"/>
-          <w:sz w:val="32"/>
-          <w:szCs w:val="32"/>
-        </w:rPr>
-        <w:t>isbn</w:t>
-      </w:r>
-      <w:proofErr w:type="spellEnd"/>
-      <w:r>
-        <w:rPr>
-          <w:rFonts w:ascii="Times New Roman" w:hAnsi="Times New Roman" w:cs="Times New Roman"/>
-          <w:sz w:val="32"/>
-          <w:szCs w:val="32"/>
-        </w:rPr>
-        <w:t xml:space="preserve"> </w:t>
+      <w:r>
+        <w:rPr>
+          <w:rFonts w:ascii="Times New Roman" w:hAnsi="Times New Roman" w:cs="Times New Roman"/>
+          <w:sz w:val="32"/>
+          <w:szCs w:val="32"/>
+        </w:rPr>
+        <w:t xml:space="preserve">isbn </w:t>
       </w:r>
       <w:proofErr w:type="gramStart"/>
       <w:r>
@@ -6485,7 +6288,6 @@
         </w:rPr>
         <w:t xml:space="preserve">Create table </w:t>
       </w:r>
-      <w:proofErr w:type="spellStart"/>
       <w:proofErr w:type="gramStart"/>
       <w:r>
         <w:rPr>
@@ -6501,18 +6303,8 @@
           <w:sz w:val="32"/>
           <w:szCs w:val="32"/>
         </w:rPr>
-        <w:t>book</w:t>
-      </w:r>
-      <w:proofErr w:type="spellEnd"/>
-      <w:r>
-        <w:rPr>
-          <w:rFonts w:ascii="Times New Roman" w:hAnsi="Times New Roman" w:cs="Times New Roman"/>
-          <w:sz w:val="32"/>
-          <w:szCs w:val="32"/>
-        </w:rPr>
-        <w:t>(</w:t>
-      </w:r>
-      <w:proofErr w:type="spellStart"/>
+        <w:t>book(</w:t>
+      </w:r>
       <w:proofErr w:type="gramEnd"/>
       <w:r>
         <w:rPr>
@@ -6520,9 +6312,52 @@
           <w:sz w:val="32"/>
           <w:szCs w:val="32"/>
         </w:rPr>
-        <w:t>book_id</w:t>
-      </w:r>
-      <w:proofErr w:type="spellEnd"/>
+        <w:t xml:space="preserve">book_id </w:t>
+      </w:r>
+      <w:proofErr w:type="gramStart"/>
+      <w:r>
+        <w:rPr>
+          <w:rFonts w:ascii="Times New Roman" w:hAnsi="Times New Roman" w:cs="Times New Roman"/>
+          <w:sz w:val="32"/>
+          <w:szCs w:val="32"/>
+        </w:rPr>
+        <w:t>varchar(</w:t>
+      </w:r>
+      <w:proofErr w:type="gramEnd"/>
+      <w:r>
+        <w:rPr>
+          <w:rFonts w:ascii="Times New Roman" w:hAnsi="Times New Roman" w:cs="Times New Roman"/>
+          <w:sz w:val="32"/>
+          <w:szCs w:val="32"/>
+        </w:rPr>
+        <w:t>10),</w:t>
+      </w:r>
+      <w:r>
+        <w:rPr>
+          <w:rFonts w:ascii="Times New Roman" w:hAnsi="Times New Roman" w:cs="Times New Roman"/>
+          <w:sz w:val="32"/>
+          <w:szCs w:val="32"/>
+        </w:rPr>
+        <w:t xml:space="preserve"> student_id </w:t>
+      </w:r>
+      <w:proofErr w:type="gramStart"/>
+      <w:r>
+        <w:rPr>
+          <w:rFonts w:ascii="Times New Roman" w:hAnsi="Times New Roman" w:cs="Times New Roman"/>
+          <w:sz w:val="32"/>
+          <w:szCs w:val="32"/>
+        </w:rPr>
+        <w:t>varchar(</w:t>
+      </w:r>
+      <w:proofErr w:type="gramEnd"/>
+      <w:r>
+        <w:rPr>
+          <w:rFonts w:ascii="Times New Roman" w:hAnsi="Times New Roman" w:cs="Times New Roman"/>
+          <w:sz w:val="32"/>
+          <w:szCs w:val="32"/>
+        </w:rPr>
+        <w:t>10),</w:t>
+      </w:r>
       <w:r>
         <w:rPr>
           <w:rFonts w:ascii="Times New Roman" w:hAnsi="Times New Roman" w:cs="Times New Roman"/>
@@ -6531,6 +6366,22 @@
         </w:rPr>
         <w:t xml:space="preserve"> </w:t>
       </w:r>
+      <w:r>
+        <w:rPr>
+          <w:rFonts w:ascii="Times New Roman" w:hAnsi="Times New Roman" w:cs="Times New Roman"/>
+          <w:sz w:val="32"/>
+          <w:szCs w:val="32"/>
+        </w:rPr>
+        <w:t>b</w:t>
+      </w:r>
+      <w:r>
+        <w:rPr>
+          <w:rFonts w:ascii="Times New Roman" w:hAnsi="Times New Roman" w:cs="Times New Roman"/>
+          <w:sz w:val="32"/>
+          <w:szCs w:val="32"/>
+        </w:rPr>
+        <w:t xml:space="preserve">name </w:t>
+      </w:r>
       <w:proofErr w:type="gramStart"/>
       <w:r>
         <w:rPr>
@@ -6547,7 +6398,15 @@
           <w:sz w:val="32"/>
           <w:szCs w:val="32"/>
         </w:rPr>
-        <w:t>10),</w:t>
+        <w:t>40), sn</w:t>
+      </w:r>
+      <w:r>
+        <w:rPr>
+          <w:rFonts w:ascii="Times New Roman" w:hAnsi="Times New Roman" w:cs="Times New Roman"/>
+          <w:sz w:val="32"/>
+          <w:szCs w:val="32"/>
+        </w:rPr>
+        <w:t>ame</w:t>
       </w:r>
       <w:r>
         <w:rPr>
@@ -6557,16 +6416,40 @@
         </w:rPr>
         <w:t xml:space="preserve"> </w:t>
       </w:r>
-      <w:proofErr w:type="spellStart"/>
-      <w:r>
-        <w:rPr>
-          <w:rFonts w:ascii="Times New Roman" w:hAnsi="Times New Roman" w:cs="Times New Roman"/>
-          <w:sz w:val="32"/>
-          <w:szCs w:val="32"/>
-        </w:rPr>
-        <w:t>student_id</w:t>
-      </w:r>
-      <w:proofErr w:type="spellEnd"/>
+      <w:proofErr w:type="gramStart"/>
+      <w:r>
+        <w:rPr>
+          <w:rFonts w:ascii="Times New Roman" w:hAnsi="Times New Roman" w:cs="Times New Roman"/>
+          <w:sz w:val="32"/>
+          <w:szCs w:val="32"/>
+        </w:rPr>
+        <w:t>varchar(</w:t>
+      </w:r>
+      <w:proofErr w:type="gramEnd"/>
+      <w:r>
+        <w:rPr>
+          <w:rFonts w:ascii="Times New Roman" w:hAnsi="Times New Roman" w:cs="Times New Roman"/>
+          <w:sz w:val="32"/>
+          <w:szCs w:val="32"/>
+        </w:rPr>
+        <w:t>40</w:t>
+      </w:r>
+      <w:r>
+        <w:rPr>
+          <w:rFonts w:ascii="Times New Roman" w:hAnsi="Times New Roman" w:cs="Times New Roman"/>
+          <w:sz w:val="32"/>
+          <w:szCs w:val="32"/>
+        </w:rPr>
+        <w:t xml:space="preserve">), </w:t>
+      </w:r>
+      <w:r>
+        <w:rPr>
+          <w:rFonts w:ascii="Times New Roman" w:hAnsi="Times New Roman" w:cs="Times New Roman"/>
+          <w:sz w:val="32"/>
+          <w:szCs w:val="32"/>
+        </w:rPr>
+        <w:t>course</w:t>
+      </w:r>
       <w:r>
         <w:rPr>
           <w:rFonts w:ascii="Times New Roman" w:hAnsi="Times New Roman" w:cs="Times New Roman"/>
@@ -6591,7 +6474,23 @@
           <w:sz w:val="32"/>
           <w:szCs w:val="32"/>
         </w:rPr>
-        <w:t>10),</w:t>
+        <w:t>2</w:t>
+      </w:r>
+      <w:r>
+        <w:rPr>
+          <w:rFonts w:ascii="Times New Roman" w:hAnsi="Times New Roman" w:cs="Times New Roman"/>
+          <w:sz w:val="32"/>
+          <w:szCs w:val="32"/>
+        </w:rPr>
+        <w:t xml:space="preserve">0), </w:t>
+      </w:r>
+      <w:r>
+        <w:rPr>
+          <w:rFonts w:ascii="Times New Roman" w:hAnsi="Times New Roman" w:cs="Times New Roman"/>
+          <w:sz w:val="32"/>
+          <w:szCs w:val="32"/>
+        </w:rPr>
+        <w:t>branch</w:t>
       </w:r>
       <w:r>
         <w:rPr>
@@ -6601,32 +6500,6 @@
         </w:rPr>
         <w:t xml:space="preserve"> </w:t>
       </w:r>
-      <w:proofErr w:type="spellStart"/>
-      <w:r>
-        <w:rPr>
-          <w:rFonts w:ascii="Times New Roman" w:hAnsi="Times New Roman" w:cs="Times New Roman"/>
-          <w:sz w:val="32"/>
-          <w:szCs w:val="32"/>
-        </w:rPr>
-        <w:t>b</w:t>
-      </w:r>
-      <w:r>
-        <w:rPr>
-          <w:rFonts w:ascii="Times New Roman" w:hAnsi="Times New Roman" w:cs="Times New Roman"/>
-          <w:sz w:val="32"/>
-          <w:szCs w:val="32"/>
-        </w:rPr>
-        <w:t>name</w:t>
-      </w:r>
-      <w:proofErr w:type="spellEnd"/>
-      <w:r>
-        <w:rPr>
-          <w:rFonts w:ascii="Times New Roman" w:hAnsi="Times New Roman" w:cs="Times New Roman"/>
-          <w:sz w:val="32"/>
-          <w:szCs w:val="32"/>
-        </w:rPr>
-        <w:t xml:space="preserve"> </w:t>
-      </w:r>
       <w:proofErr w:type="gramStart"/>
       <w:r>
         <w:rPr>
@@ -6643,153 +6516,15 @@
           <w:sz w:val="32"/>
           <w:szCs w:val="32"/>
         </w:rPr>
-        <w:t xml:space="preserve">40), </w:t>
-      </w:r>
-      <w:proofErr w:type="spellStart"/>
-      <w:r>
-        <w:rPr>
-          <w:rFonts w:ascii="Times New Roman" w:hAnsi="Times New Roman" w:cs="Times New Roman"/>
-          <w:sz w:val="32"/>
-          <w:szCs w:val="32"/>
-        </w:rPr>
-        <w:t>sn</w:t>
-      </w:r>
-      <w:r>
-        <w:rPr>
-          <w:rFonts w:ascii="Times New Roman" w:hAnsi="Times New Roman" w:cs="Times New Roman"/>
-          <w:sz w:val="32"/>
-          <w:szCs w:val="32"/>
-        </w:rPr>
-        <w:t>ame</w:t>
-      </w:r>
-      <w:proofErr w:type="spellEnd"/>
-      <w:r>
-        <w:rPr>
-          <w:rFonts w:ascii="Times New Roman" w:hAnsi="Times New Roman" w:cs="Times New Roman"/>
-          <w:sz w:val="32"/>
-          <w:szCs w:val="32"/>
-        </w:rPr>
-        <w:t xml:space="preserve"> </w:t>
-      </w:r>
-      <w:proofErr w:type="gramStart"/>
-      <w:r>
-        <w:rPr>
-          <w:rFonts w:ascii="Times New Roman" w:hAnsi="Times New Roman" w:cs="Times New Roman"/>
-          <w:sz w:val="32"/>
-          <w:szCs w:val="32"/>
-        </w:rPr>
-        <w:t>varchar(</w:t>
-      </w:r>
-      <w:proofErr w:type="gramEnd"/>
-      <w:r>
-        <w:rPr>
-          <w:rFonts w:ascii="Times New Roman" w:hAnsi="Times New Roman" w:cs="Times New Roman"/>
-          <w:sz w:val="32"/>
-          <w:szCs w:val="32"/>
-        </w:rPr>
-        <w:t>40</w:t>
-      </w:r>
-      <w:r>
-        <w:rPr>
-          <w:rFonts w:ascii="Times New Roman" w:hAnsi="Times New Roman" w:cs="Times New Roman"/>
-          <w:sz w:val="32"/>
-          <w:szCs w:val="32"/>
-        </w:rPr>
-        <w:t xml:space="preserve">), </w:t>
-      </w:r>
-      <w:r>
-        <w:rPr>
-          <w:rFonts w:ascii="Times New Roman" w:hAnsi="Times New Roman" w:cs="Times New Roman"/>
-          <w:sz w:val="32"/>
-          <w:szCs w:val="32"/>
-        </w:rPr>
-        <w:t>course</w:t>
-      </w:r>
-      <w:r>
-        <w:rPr>
-          <w:rFonts w:ascii="Times New Roman" w:hAnsi="Times New Roman" w:cs="Times New Roman"/>
-          <w:sz w:val="32"/>
-          <w:szCs w:val="32"/>
-        </w:rPr>
-        <w:t xml:space="preserve"> </w:t>
-      </w:r>
-      <w:proofErr w:type="gramStart"/>
-      <w:r>
-        <w:rPr>
-          <w:rFonts w:ascii="Times New Roman" w:hAnsi="Times New Roman" w:cs="Times New Roman"/>
-          <w:sz w:val="32"/>
-          <w:szCs w:val="32"/>
-        </w:rPr>
-        <w:t>varchar(</w:t>
-      </w:r>
-      <w:proofErr w:type="gramEnd"/>
-      <w:r>
-        <w:rPr>
-          <w:rFonts w:ascii="Times New Roman" w:hAnsi="Times New Roman" w:cs="Times New Roman"/>
-          <w:sz w:val="32"/>
-          <w:szCs w:val="32"/>
-        </w:rPr>
-        <w:t>2</w:t>
-      </w:r>
-      <w:r>
-        <w:rPr>
-          <w:rFonts w:ascii="Times New Roman" w:hAnsi="Times New Roman" w:cs="Times New Roman"/>
-          <w:sz w:val="32"/>
-          <w:szCs w:val="32"/>
-        </w:rPr>
-        <w:t xml:space="preserve">0), </w:t>
-      </w:r>
-      <w:r>
-        <w:rPr>
-          <w:rFonts w:ascii="Times New Roman" w:hAnsi="Times New Roman" w:cs="Times New Roman"/>
-          <w:sz w:val="32"/>
-          <w:szCs w:val="32"/>
-        </w:rPr>
-        <w:t>branch</w:t>
-      </w:r>
-      <w:r>
-        <w:rPr>
-          <w:rFonts w:ascii="Times New Roman" w:hAnsi="Times New Roman" w:cs="Times New Roman"/>
-          <w:sz w:val="32"/>
-          <w:szCs w:val="32"/>
-        </w:rPr>
-        <w:t xml:space="preserve"> </w:t>
-      </w:r>
-      <w:proofErr w:type="gramStart"/>
-      <w:r>
-        <w:rPr>
-          <w:rFonts w:ascii="Times New Roman" w:hAnsi="Times New Roman" w:cs="Times New Roman"/>
-          <w:sz w:val="32"/>
-          <w:szCs w:val="32"/>
-        </w:rPr>
-        <w:t>varchar(</w:t>
-      </w:r>
-      <w:proofErr w:type="gramEnd"/>
-      <w:r>
-        <w:rPr>
-          <w:rFonts w:ascii="Times New Roman" w:hAnsi="Times New Roman" w:cs="Times New Roman"/>
-          <w:sz w:val="32"/>
-          <w:szCs w:val="32"/>
-        </w:rPr>
         <w:t xml:space="preserve">10), </w:t>
       </w:r>
-      <w:proofErr w:type="spellStart"/>
-      <w:r>
-        <w:rPr>
-          <w:rFonts w:ascii="Times New Roman" w:hAnsi="Times New Roman" w:cs="Times New Roman"/>
-          <w:sz w:val="32"/>
-          <w:szCs w:val="32"/>
-        </w:rPr>
-        <w:t>dateOfIssue</w:t>
-      </w:r>
-      <w:proofErr w:type="spellEnd"/>
-      <w:r>
-        <w:rPr>
-          <w:rFonts w:ascii="Times New Roman" w:hAnsi="Times New Roman" w:cs="Times New Roman"/>
-          <w:sz w:val="32"/>
-          <w:szCs w:val="32"/>
-        </w:rPr>
-        <w:t xml:space="preserve"> date</w:t>
+      <w:r>
+        <w:rPr>
+          <w:rFonts w:ascii="Times New Roman" w:hAnsi="Times New Roman" w:cs="Times New Roman"/>
+          <w:sz w:val="32"/>
+          <w:szCs w:val="32"/>
+        </w:rPr>
+        <w:t>dateOfIssue date</w:t>
       </w:r>
       <w:r>
         <w:rPr>
@@ -7017,7 +6752,6 @@
         </w:rPr>
         <w:t xml:space="preserve">Create table </w:t>
       </w:r>
-      <w:proofErr w:type="spellStart"/>
       <w:proofErr w:type="gramStart"/>
       <w:r>
         <w:rPr>
@@ -7025,18 +6759,8 @@
           <w:sz w:val="32"/>
           <w:szCs w:val="32"/>
         </w:rPr>
-        <w:t>returnbook</w:t>
-      </w:r>
-      <w:proofErr w:type="spellEnd"/>
-      <w:r>
-        <w:rPr>
-          <w:rFonts w:ascii="Times New Roman" w:hAnsi="Times New Roman" w:cs="Times New Roman"/>
-          <w:sz w:val="32"/>
-          <w:szCs w:val="32"/>
-        </w:rPr>
-        <w:t>(</w:t>
-      </w:r>
-      <w:proofErr w:type="spellStart"/>
+        <w:t>returnbook(</w:t>
+      </w:r>
       <w:proofErr w:type="gramEnd"/>
       <w:r>
         <w:rPr>
@@ -7044,16 +6768,7 @@
           <w:sz w:val="32"/>
           <w:szCs w:val="32"/>
         </w:rPr>
-        <w:t>book_id</w:t>
-      </w:r>
-      <w:proofErr w:type="spellEnd"/>
-      <w:r>
-        <w:rPr>
-          <w:rFonts w:ascii="Times New Roman" w:hAnsi="Times New Roman" w:cs="Times New Roman"/>
-          <w:sz w:val="32"/>
-          <w:szCs w:val="32"/>
-        </w:rPr>
-        <w:t xml:space="preserve"> </w:t>
+        <w:t xml:space="preserve">book_id </w:t>
       </w:r>
       <w:proofErr w:type="gramStart"/>
       <w:r>
@@ -7071,25 +6786,7 @@
           <w:sz w:val="32"/>
           <w:szCs w:val="32"/>
         </w:rPr>
-        <w:t xml:space="preserve">10), </w:t>
-      </w:r>
-      <w:proofErr w:type="spellStart"/>
-      <w:r>
-        <w:rPr>
-          <w:rFonts w:ascii="Times New Roman" w:hAnsi="Times New Roman" w:cs="Times New Roman"/>
-          <w:sz w:val="32"/>
-          <w:szCs w:val="32"/>
-        </w:rPr>
-        <w:t>student_id</w:t>
-      </w:r>
-      <w:proofErr w:type="spellEnd"/>
-      <w:r>
-        <w:rPr>
-          <w:rFonts w:ascii="Times New Roman" w:hAnsi="Times New Roman" w:cs="Times New Roman"/>
-          <w:sz w:val="32"/>
-          <w:szCs w:val="32"/>
-        </w:rPr>
-        <w:t xml:space="preserve"> </w:t>
+        <w:t xml:space="preserve">10), student_id </w:t>
       </w:r>
       <w:proofErr w:type="gramStart"/>
       <w:r>
@@ -7107,25 +6804,7 @@
           <w:sz w:val="32"/>
           <w:szCs w:val="32"/>
         </w:rPr>
-        <w:t xml:space="preserve">10), </w:t>
-      </w:r>
-      <w:proofErr w:type="spellStart"/>
-      <w:r>
-        <w:rPr>
-          <w:rFonts w:ascii="Times New Roman" w:hAnsi="Times New Roman" w:cs="Times New Roman"/>
-          <w:sz w:val="32"/>
-          <w:szCs w:val="32"/>
-        </w:rPr>
-        <w:t>bname</w:t>
-      </w:r>
-      <w:proofErr w:type="spellEnd"/>
-      <w:r>
-        <w:rPr>
-          <w:rFonts w:ascii="Times New Roman" w:hAnsi="Times New Roman" w:cs="Times New Roman"/>
-          <w:sz w:val="32"/>
-          <w:szCs w:val="32"/>
-        </w:rPr>
-        <w:t xml:space="preserve"> </w:t>
+        <w:t xml:space="preserve">10), bname </w:t>
       </w:r>
       <w:proofErr w:type="gramStart"/>
       <w:r>
@@ -7143,25 +6822,7 @@
           <w:sz w:val="32"/>
           <w:szCs w:val="32"/>
         </w:rPr>
-        <w:t xml:space="preserve">40), </w:t>
-      </w:r>
-      <w:proofErr w:type="spellStart"/>
-      <w:r>
-        <w:rPr>
-          <w:rFonts w:ascii="Times New Roman" w:hAnsi="Times New Roman" w:cs="Times New Roman"/>
-          <w:sz w:val="32"/>
-          <w:szCs w:val="32"/>
-        </w:rPr>
-        <w:t>sname</w:t>
-      </w:r>
-      <w:proofErr w:type="spellEnd"/>
-      <w:r>
-        <w:rPr>
-          <w:rFonts w:ascii="Times New Roman" w:hAnsi="Times New Roman" w:cs="Times New Roman"/>
-          <w:sz w:val="32"/>
-          <w:szCs w:val="32"/>
-        </w:rPr>
-        <w:t xml:space="preserve"> </w:t>
+        <w:t xml:space="preserve">40), sname </w:t>
       </w:r>
       <w:proofErr w:type="gramStart"/>
       <w:r>
@@ -7215,25 +6876,7 @@
           <w:sz w:val="32"/>
           <w:szCs w:val="32"/>
         </w:rPr>
-        <w:t xml:space="preserve">10), </w:t>
-      </w:r>
-      <w:proofErr w:type="spellStart"/>
-      <w:r>
-        <w:rPr>
-          <w:rFonts w:ascii="Times New Roman" w:hAnsi="Times New Roman" w:cs="Times New Roman"/>
-          <w:sz w:val="32"/>
-          <w:szCs w:val="32"/>
-        </w:rPr>
-        <w:t>dateOfIssue</w:t>
-      </w:r>
-      <w:proofErr w:type="spellEnd"/>
-      <w:r>
-        <w:rPr>
-          <w:rFonts w:ascii="Times New Roman" w:hAnsi="Times New Roman" w:cs="Times New Roman"/>
-          <w:sz w:val="32"/>
-          <w:szCs w:val="32"/>
-        </w:rPr>
-        <w:t xml:space="preserve"> </w:t>
+        <w:t xml:space="preserve">10), dateOfIssue </w:t>
       </w:r>
       <w:proofErr w:type="gramStart"/>
       <w:r>
@@ -7251,25 +6894,7 @@
           <w:sz w:val="32"/>
           <w:szCs w:val="32"/>
         </w:rPr>
-        <w:t xml:space="preserve">30), </w:t>
-      </w:r>
-      <w:proofErr w:type="spellStart"/>
-      <w:r>
-        <w:rPr>
-          <w:rFonts w:ascii="Times New Roman" w:hAnsi="Times New Roman" w:cs="Times New Roman"/>
-          <w:sz w:val="32"/>
-          <w:szCs w:val="32"/>
-        </w:rPr>
-        <w:t>dateOfReturn</w:t>
-      </w:r>
-      <w:proofErr w:type="spellEnd"/>
-      <w:r>
-        <w:rPr>
-          <w:rFonts w:ascii="Times New Roman" w:hAnsi="Times New Roman" w:cs="Times New Roman"/>
-          <w:sz w:val="32"/>
-          <w:szCs w:val="32"/>
-        </w:rPr>
-        <w:t xml:space="preserve"> </w:t>
+        <w:t xml:space="preserve">30), dateOfReturn </w:t>
       </w:r>
       <w:proofErr w:type="gramStart"/>
       <w:r>
@@ -7632,7 +7257,6 @@
         </w:rPr>
         <w:t>(</w:t>
       </w:r>
-      <w:proofErr w:type="spellStart"/>
       <w:proofErr w:type="gramEnd"/>
       <w:r>
         <w:rPr>
@@ -7640,16 +7264,7 @@
           <w:sz w:val="32"/>
           <w:szCs w:val="32"/>
         </w:rPr>
-        <w:t>student_id</w:t>
-      </w:r>
-      <w:proofErr w:type="spellEnd"/>
-      <w:r>
-        <w:rPr>
-          <w:rFonts w:ascii="Times New Roman" w:hAnsi="Times New Roman" w:cs="Times New Roman"/>
-          <w:sz w:val="32"/>
-          <w:szCs w:val="32"/>
-        </w:rPr>
-        <w:t xml:space="preserve"> </w:t>
+        <w:t xml:space="preserve">student_id </w:t>
       </w:r>
       <w:proofErr w:type="gramStart"/>
       <w:r>
@@ -9317,6 +8932,7 @@
           <w:rFonts w:ascii="Times New Roman" w:hAnsi="Times New Roman" w:cs="Times New Roman"/>
           <w:b/>
           <w:bCs/>
+          <w:noProof/>
           <w:sz w:val="32"/>
           <w:szCs w:val="32"/>
         </w:rPr>
@@ -9636,16 +9252,14 @@
         </w:rPr>
         <w:t xml:space="preserve">In this Library Management </w:t>
       </w:r>
-      <w:proofErr w:type="gramStart"/>
-      <w:r>
-        <w:rPr>
-          <w:rFonts w:ascii="Times New Roman" w:hAnsi="Times New Roman" w:cs="Times New Roman"/>
-          <w:sz w:val="28"/>
-          <w:szCs w:val="28"/>
-        </w:rPr>
-        <w:t>Application</w:t>
-      </w:r>
-      <w:proofErr w:type="gramEnd"/>
+      <w:r>
+        <w:rPr>
+          <w:rFonts w:ascii="Times New Roman" w:hAnsi="Times New Roman" w:cs="Times New Roman"/>
+          <w:sz w:val="28"/>
+          <w:szCs w:val="28"/>
+        </w:rPr>
+        <w:t>Application,</w:t>
+      </w:r>
       <w:r>
         <w:rPr>
           <w:rFonts w:ascii="Times New Roman" w:hAnsi="Times New Roman" w:cs="Times New Roman"/>
@@ -9662,16 +9276,14 @@
         </w:rPr>
         <w:t xml:space="preserve">. It has features like Add Book Details, Add Student, </w:t>
       </w:r>
-      <w:proofErr w:type="gramStart"/>
-      <w:r>
-        <w:rPr>
-          <w:rFonts w:ascii="Times New Roman" w:hAnsi="Times New Roman" w:cs="Times New Roman"/>
-          <w:sz w:val="28"/>
-          <w:szCs w:val="28"/>
-        </w:rPr>
-        <w:t>Issue</w:t>
-      </w:r>
-      <w:proofErr w:type="gramEnd"/>
+      <w:r>
+        <w:rPr>
+          <w:rFonts w:ascii="Times New Roman" w:hAnsi="Times New Roman" w:cs="Times New Roman"/>
+          <w:sz w:val="28"/>
+          <w:szCs w:val="28"/>
+        </w:rPr>
+        <w:t>issue</w:t>
+      </w:r>
       <w:r>
         <w:rPr>
           <w:rFonts w:ascii="Times New Roman" w:hAnsi="Times New Roman" w:cs="Times New Roman"/>
@@ -9680,16 +9292,14 @@
         </w:rPr>
         <w:t xml:space="preserve"> a Book, </w:t>
       </w:r>
-      <w:proofErr w:type="gramStart"/>
-      <w:r>
-        <w:rPr>
-          <w:rFonts w:ascii="Times New Roman" w:hAnsi="Times New Roman" w:cs="Times New Roman"/>
-          <w:sz w:val="28"/>
-          <w:szCs w:val="28"/>
-        </w:rPr>
-        <w:t>Return</w:t>
-      </w:r>
-      <w:proofErr w:type="gramEnd"/>
+      <w:r>
+        <w:rPr>
+          <w:rFonts w:ascii="Times New Roman" w:hAnsi="Times New Roman" w:cs="Times New Roman"/>
+          <w:sz w:val="28"/>
+          <w:szCs w:val="28"/>
+        </w:rPr>
+        <w:t>return</w:t>
+      </w:r>
       <w:r>
         <w:rPr>
           <w:rFonts w:ascii="Times New Roman" w:hAnsi="Times New Roman" w:cs="Times New Roman"/>
@@ -10047,9 +9657,8 @@
           <w:sz w:val="36"/>
           <w:szCs w:val="36"/>
         </w:rPr>
-        <w:t>References :</w:t>
-      </w:r>
-      <w:proofErr w:type="gramEnd"/>
+        <w:t>References:</w:t>
+      </w:r>
       <w:r>
         <w:rPr>
           <w:rFonts w:ascii="Times New Roman" w:hAnsi="Times New Roman" w:cs="Times New Roman"/>
@@ -10059,6 +9668,7 @@
         </w:rPr>
         <w:t>-</w:t>
       </w:r>
+      <w:proofErr w:type="gramEnd"/>
     </w:p>
     <w:p>
       <w:pPr>
@@ -11855,6 +11465,7 @@
   <w:style w:type="character" w:default="1" w:styleId="DefaultParagraphFont">
     <w:name w:val="Default Paragraph Font"/>
     <w:uiPriority w:val="1"/>
+    <w:semiHidden/>
     <w:unhideWhenUsed/>
   </w:style>
   <w:style w:type="table" w:default="1" w:styleId="TableNormal">
